--- a/example_articles/race_ethnicity/White/1.race_ethnicity_White_New_York_Times.docx
+++ b/example_articles/race_ethnicity/White/1.race_ethnicity_White_New_York_Times.docx
@@ -32,12 +32,12 @@
     </w:p>
     <w:p>
       <w:r>
-        <w:t>Extracted race/ethnicity: White</w:t>
+        <w:t>Raw race_ethnicity result: White</w:t>
       </w:r>
     </w:p>
     <w:p>
       <w:r>
-        <w:t>Race/Ethnicity (Standardized): White</w:t>
+        <w:t>race_ethnicity_stand_flat (Standardized): White</w:t>
       </w:r>
     </w:p>
     <w:p>

--- a/example_articles/race_ethnicity/White/1.race_ethnicity_White_New_York_Times.docx
+++ b/example_articles/race_ethnicity/White/1.race_ethnicity_White_New_York_Times.docx
@@ -27,17 +27,17 @@
     </w:p>
     <w:p>
       <w:r>
-        <w:t>Source File: NYT/29.DOCX</w:t>
+        <w:t>Source file: NYT/29.DOCX</w:t>
       </w:r>
     </w:p>
     <w:p>
       <w:r>
-        <w:t>Raw race_ethnicity result: White</w:t>
+        <w:t>Raw race ethnicity result, 'race_ethnicity': White</w:t>
       </w:r>
     </w:p>
     <w:p>
       <w:r>
-        <w:t>race_ethnicity_stand_flat (Standardized): White</w:t>
+        <w:t>Standardized race ethnicity result, 'race_ethnicity_stand_flat': White</w:t>
       </w:r>
     </w:p>
     <w:p>

--- a/example_articles/race_ethnicity/White/1.race_ethnicity_White_New_York_Times.docx
+++ b/example_articles/race_ethnicity/White/1.race_ethnicity_White_New_York_Times.docx
@@ -7,7 +7,7 @@
         <w:pStyle w:val="Heading1"/>
       </w:pPr>
       <w:r>
-        <w:t>The Myth of Classnessness</w:t>
+        <w:t>Unseating Helms: Rival Charts His Uphill Climb</w:t>
       </w:r>
     </w:p>
     <w:p>
@@ -17,17 +17,17 @@
     </w:p>
     <w:p>
       <w:r>
-        <w:t>Date: 1990-10-10</w:t>
+        <w:t>Date: 1990-07-16</w:t>
       </w:r>
     </w:p>
     <w:p>
       <w:r>
-        <w:t>Section: Section A; Page 23, Column 1; Editorial Desk; Op-Ed</w:t>
+        <w:t>Section: Section A; Page 1, Column 2; National Desk</w:t>
       </w:r>
     </w:p>
     <w:p>
       <w:r>
-        <w:t>Source file: NYT/29.DOCX</w:t>
+        <w:t>Source file: NYT/52.DOCX</w:t>
       </w:r>
     </w:p>
     <w:p>
@@ -49,37 +49,83 @@
     </w:p>
     <w:p>
       <w:r>
-        <w:t>This country is in shackles, its thought, character and public policy locked in distortion and lies. The deceit stands at the root of Federal and state budgetary chaos and corrodes every aspect of national life. It causes the chief executive to expatiate on the defense of ''our life style'' - our life style - as though the way of life of the privileged were universal. And that obliviousness is but a minor symptom of a vast, country-wide self- deception.</w:t>
+        <w:t>Harvey Gantt is telling the Harvey Gantt story, spinning it into a rich tapestry of the American Dream.</w:t>
         <w:br/>
-        <w:t>Several hallowed concepts - independence, individualism, choice -are woven into the web of illusion and self-deception. But presiding over the whole is the icon of classlessness.</w:t>
+        <w:t>It begins with his parents, striving in a segregated South, always believing in the promise of America. It ends with their son, the first black student at Clemson University, the first black Mayor of Charlotte, now center stage in an an epic political battle: a race against Jesse Helms for the United States Senate.</w:t>
         <w:br/>
-        <w:t>George Bush asserts that class is ''for European democracies or something else - it isn't for the United States of America. We are not going to be divided by class.'' The forces behind this icon of classlessness range from the media to the national experience of public education.</w:t>
+        <w:t>Mr. Gantt is preaching to the choir on this night in Greensboro, to a warmly supportive convention of black members of the United Church of Christ. But his message is one he has taken throughout this state and beyond: Mr. Helms can be beaten, North Carolina is ready to move beyond him, and Mr. Gantt, this proud product of the New South, is the man who can do it.</w:t>
         <w:br/>
-        <w:t>The myth of classlessness has a history, of course. Caught up in that history, the Framers of the Constitution refused to impose land and property qualifications for Federal office; and 8 out of 10 Americans, in the Depression, claimed to be middle class. In our time, the myth not only lives deep in people's our nerves, but exerts an ever more destructive influence on public policy.</w:t>
+        <w:t>''We want people to get excited about this election,'' Mr. Gantt said. ''We want them to be driven crazy by the notion that they can make a difference. We want a crusade.'' Close Race With Incumbent Almost no other Senate race against an incumbent is as close in the public opinion polls the battle between Mr. Helms and Mr. Gantt. But the Helms mystique of invincibility is powerful in North Carolina; many Democrats have yet to recover from the 1984 Helms race, when former Gov. Jim Hunt, who seemed so formidable a challenger, went down to bitter defeat.</w:t>
         <w:br/>
-        <w:t>The myth is in tens of thousands of hours of sitcoms watched by tens of millions, young and old. On ''The Cosby Show,'' black Princeton grads win admission to the law and medical schools of their choice - then chuck it all, preferring to start at the bottom as busboys and waitresses.</w:t>
+        <w:t>As a result, many Democrats look on the current polls as promising, but see a difficult, point-by-point struggle ahead. Mr. Gantt is trying to make people believe that this time the Democrats can prevail.</w:t>
         <w:br/>
-        <w:t>On ''Designing Women,'' elegant, expensively coiffed Southern businesswomen talk for a second or two with striking curtain factory employees and at once become partisans of the strike: ''We are all labor!'' the ladies cry. In the Harvard alumni magazine, a recent graduate genially avers that ''we're all working class.''</w:t>
+        <w:t>So begins another struggle for the soul of North Carolina, rich with characters and plot lines and passions that transcend the bounds of most campaigns. ''Elections with Jesse Helms always have a larger-than-life quality to them,'' said a Democratic strategist, and no novelist could have chosen a more intriguing rival than Mr. Gantt, a 47-year-old architect whose career has been a symbol of change in the modern South.</w:t>
         <w:br/>
-        <w:t>And the myth directly affects the distribution of privileges, bounties and hazards in every sector of life.</w:t>
+        <w:t>This will indeed be a crusade, many North Carolinians say, and not just between Democrats and Republicans. It has a national audience, swelled by artists outraged over Mr. Helms' campaign against the National Endowment for the Arts, by lesbians and gay men outraged over his repeated attacks on their causes, and by an army of conservatives cheering Mr. Helms on.</w:t>
         <w:br/>
-        <w:t>Every year, a Federal housing donation of close to $40 billion is awarded to millions earning more than $50,000 annually. The donation takes the form of tax abatements, such as the mortgage interest and property tax exemptions, and the capital gains deferral on housing sales.</w:t>
+        <w:t xml:space="preserve"> </w:t>
         <w:br/>
-        <w:t>The handout to these $50,000-plus neediest comes at a time when the fair market price of rental housing in all 50 states exceeds the means of families in which two wage-earners work full time for the minimum wage, and when New York City alone has 170,000 families on the waiting list for public housing. Only the faith that America is a classless society prevents this charity to the propertied from being recognized for what it is: an indefensible class ripoff.</w:t>
+        <w:t>Battling for the Middle</w:t>
         <w:br/>
-        <w:t>And the myth of classlessness figures in corporate decisions that strip the workforce of its dignity and skills by killing off one industry after another, from steel to semiconductors. The assumption is that workers aren't shaped by their skills; when quality jobs disappear, workers can just do - and be - something else.</w:t>
+        <w:t>Mr. Gantt's challenge begins with a simple equation. Democrats and Republicans alike say that 40 percent to 45 percent of North Carolina's voters are adamantly opposed to Mr. Helms, with about the same fervently behind him. The battle is for the white working-class and middle-class voters in the middle.</w:t>
         <w:br/>
-        <w:t>Classlessness functions as the ultimate unspoken excuse for a range of inequities stretching from regressive Social Security taxes to pauperization requirements for care for the disabled, from Attorney General Dick Thornburgh's rejection of guidelines mandating prison terms for white collar criminals to the denial of proper medical care to heart disease patients lacking private insurance and wholly dependent on Medicare.</w:t>
+        <w:t>As a result, Democrats want to cast the race as a simple choice: an arch-conservative who is consumed with fringe causes and out of touch with the needs of the state versus a progressive workhorse devoted to education, health care, the bread-and-butter concerns of working families.</w:t>
         <w:br/>
-        <w:t>The Vietnam ''draft,'' the upper income ''bubble,'' tracking in the public schools, ''vocational'' education - all these episodes of state-administered injustice reflect the influence of the myth of classlessness.</w:t>
+        <w:t>''That's where my message is: working families need a better break,'' Mr. Gantt said.</w:t>
         <w:br/>
-        <w:t>And always that influence is masked, obscured, downplayed. Work-related accidents and illnesses kill 70,000 a year - but those people are nearly invisible. ''Most occupational risks are blue collar,'' says Peter Sandman, director of the Environmental Communication Research Program at Rutgers, ''If most risks were professional level they'd get more [media] coverage.''</w:t>
+        <w:t>Republicans want a very different race, casting it as a struggle between a tax-and-spend liberal and a principled conservative who is a trusted incumbent committed to cutting Government spending and protecting basic values.</w:t>
         <w:br/>
-        <w:t>Gov. James Florio dared to present a fresh, pertinent vision of New Jersey - a vision of a state prepared to acknowledge the realities of our class system and committed to broadening educational opportunity and narrowing the gulf separating rich and poor. The protest against his program is strongest in the richest suburbs, but it has significant working class backing. How could it be otherwise, given the huge resources that have been poured into the campaign to persuade us that we're all one, that each has access to all, that serious inequities simply don't exist?</w:t>
+        <w:t xml:space="preserve"> </w:t>
         <w:br/>
-        <w:t>An immense weight of subsidized opinion has gathered on the side of social untruth, and the means available to those who try to contend against the untruth are fragile. Social wrong is accepted because substantive, as opposed to sitcom, knowledge about class has been habitually suppressed, and the key mode of suppression remains the promotion of the idea of classlessness.</w:t>
+        <w:t>'Centerpiece Social Issue'</w:t>
         <w:br/>
-        <w:t>We shall not shake the monster in our midst until we take serious account of the idea of difference - differences between, for one more example, youngsters for whom opportunity means college and youngsters for whom opportunity can only mean the Army. The task is nothing less than that of laying bare the links between the perpetuation of the myth of social sameness and the perpetuation of social wrong. We have all too little time in which to get on with it.</w:t>
+        <w:t>The issue of arts financing will probably be the ''centerpiece social issue'' of the campaign, said Charles Black, an adviser to the Helms organization.</w:t>
+        <w:br/>
+        <w:t>For all the furor outside North Carolina, Republicans say that most voters here will side with Mr. Helms in his campaign against the National Endowment for the Arts for supporting works that Mr. Helms considers obscene. Some Democrats agree that the arts issue is problematic for their cause.</w:t>
+        <w:br/>
+        <w:t>''It's not boobism,'' said Gary Pearce, who ran Mr. Hunt's 1984 campaign. ''When people see all the needs in this country, the S.&amp; L.'s, the deficit, all the problems, and you say, 'Do you want $2 million of your tax dollars to go for this?' people say, 'That's ridiculous.' ''</w:t>
+        <w:br/>
+        <w:t>The disgust was palpable on a local talk radio show this week, when a caller railed against an artist ''who covers her nude body with chocolate.'' The caller concluded, ''I'm all for Jesse Helms.'' The caller was referring to Karen Finley, an artist who was recently denied an endowment grant.</w:t>
+        <w:br/>
+        <w:t>Mr. Gantt defends the endowment and opposes the restrictions on it pushed by Mr. Helms, although he adds he would''protect minors from these types of things.'' But he argues that the campaign should be about issues more important to North Carolinians.</w:t>
+        <w:br/>
+        <w:t xml:space="preserve"> </w:t>
+        <w:br/>
+        <w:t>'Hot Button Issues'</w:t>
+        <w:br/>
+        <w:t>''I expect a lot of his issues will be what we call the hot button issues,'' Mr. Gantt said. ''We'll be saying, No, the thing we really ought to be concerned about in America is where we're going to be as a nation as we compete in this new kind of world.''</w:t>
+        <w:br/>
+        <w:t>But some Democrats are wary, saying Mr. Helms is a genius at defining himself by defining his enemies. ''If you let Helms frame the race as whether you're for decent, God-fearing people, or are you for gays, radical feminists and arts people, then Helms will win,'' Mr. Pearce said.</w:t>
+        <w:br/>
+        <w:t>This poses a strategic challenge for Mr. Gantt, who needs the financial backing of groups who want to defeat Mr. Helms, but could pay a political price for their support. One fund-raising letter for the Helms organzation has already declared that Mr. Gantt is ''backed by the powerful homosexual political lobby.''</w:t>
+        <w:br/>
+        <w:t>Mr. Gantt shrugs it off. ''To the extent that those people are interested in defending themselves against the kinds of issues that Mr. Helms has been beating them up on, and want to contribute to our campaign, that's fine,'' he said. His supporters note that Mr. Helms draws heavily on campaign money from out of state.</w:t>
+        <w:br/>
+        <w:t xml:space="preserve"> </w:t>
+        <w:br/>
+        <w:t>Gantt Leads in Poll</w:t>
+        <w:br/>
+        <w:t>An opinion poll for The Charlotte Observer, conducted from June 6 to June 11, right after Mr. Gantt won the Democratic nomination in a primary runoff, showed Mr. Gantt with the support of 44 percent, Mr. Helms with 40 percent and 16 percent undecided. It showed Mr. Helms backed by 50 percent of the whites, as against 35 percent for Mr. Gantt. But many pre-election surveys in other states have found whites reluctant to tell an unknown interviewer thay intended to vote against a black. The Observer telephone survey of 452 registered voters had a margin of sampling error of plus or minus five percentage points.</w:t>
+        <w:br/>
+        <w:t>The newspaper noted that a poll in June 1984 showed Mr. Hunt with a 5 percentage point lead over Mr. Helms. Merle Black, a professor of politics and government at Emory University in Atlanta, said: ''On paper, Helms always looks beatable. A lot of Democrats have seen these numbers before and they know how hard it is to get to 50 percent plus one.''</w:t>
+        <w:br/>
+        <w:t>Mr. Gantt, whom Democrats estimate needs close to 40 percent of the white vote to win, has an advantage that Mr. Hunt did not. In 1984, the drag of the Democratic national ticket was considered a crucial factor in the defeat of Mr. Hunt, who lost 52 percent to 48 percent, while Walter F. Mondale lost the state 62 percent to 38 percent.</w:t>
+        <w:br/>
+        <w:t>There is an uneasy quiet in North Carolina as Democrats wait for Mr. Helms' next move. Some reporters here have written that the three-term incumbent seems to be keeping an unusually low profile in the state. His chief strategist, Carter Wrenn, declined a request for an interview.</w:t>
+        <w:br/>
+        <w:t xml:space="preserve"> </w:t>
+        <w:br/>
+        <w:t>No Conservative Campaign</w:t>
+        <w:br/>
+        <w:t>He seemed almost serene in his Charlotte headquarters, decorated with upbeat slogans like, ''Don't say can't, say Gantt.'' He brushes aside the conventional wisdom that would have a black Democrat in a statewide race in the South run a carefully conservative campaign. He opposes the death penalty, will not rule out new taxes, is a supporter of abortion rights who recently addressed the National Organization for Women and does not run away from the liberal label.</w:t>
+        <w:br/>
+        <w:t>''If being liberal means I care about education, call me liberal,'' he says. ''If it's moderate, call me moderate.''</w:t>
+        <w:br/>
+        <w:t>He says he is enjoying himself. His loss three years ago, when he was defeated in his effort for a third term as mayor of Charlotte by a margin of 1 percent, only whetted his appetite for politics, he says.</w:t>
+        <w:br/>
+        <w:t>But Mr. Gantt is riding a crusade. Before he left the United Church of Christ convention the other night, he was cheered on by the Rev. Benjamin Chavis Jr., executive director of the Church's commission for racial justice. Mr. Chavis told the convention that Mr. Gantt's battle may be ''an uphill struggle'' but reached to the precedent of David and Goliath.</w:t>
+        <w:br/>
+        <w:t>''One of the things that gave David his buoyancy was the cheerleading of his community,'' said Mr. Chavis. ''And so we say to you tonight, Harvey: Go get him!''</w:t>
         <w:br/>
         <w:br/>
         <w:t>Graphic</w:t>
@@ -87,7 +133,7 @@
         <w:br/>
         <w:t xml:space="preserve"> </w:t>
         <w:br/>
-        <w:t>Drawing</w:t>
+        <w:t>Photos: Harvey Gantt, who is challenging Jesse Helms for the United States Senate, greeting a supporter Saturday night in Asheville, N.C. (Associated Press) (pg. A1); Senator Jesse Helms of North Carolina, sheltering himself from the sun at a rally, is being challenged for his seat by Harvey Gantt. Recent opinion polls show the race is close. (Associated Press) (pg. A12)</w:t>
       </w:r>
     </w:p>
     <w:sectPr>

--- a/example_articles/race_ethnicity/White/1.race_ethnicity_White_New_York_Times.docx
+++ b/example_articles/race_ethnicity/White/1.race_ethnicity_White_New_York_Times.docx
@@ -7,7 +7,9 @@
         <w:pStyle w:val="Heading1"/>
       </w:pPr>
       <w:r>
-        <w:t>Unseating Helms: Rival Charts His Uphill Climb</w:t>
+        <w:t>FILM;</w:t>
+        <w:br/>
+        <w:t>For His New Film, Hanif Kureishi Reaches for a 'Beautiful Laundrette'</w:t>
       </w:r>
     </w:p>
     <w:p>
@@ -17,12 +19,12 @@
     </w:p>
     <w:p>
       <w:r>
-        <w:t>Date: 1990-07-16</w:t>
+        <w:t>Date: 1992-08-02</w:t>
       </w:r>
     </w:p>
     <w:p>
       <w:r>
-        <w:t>Section: Section A; Page 1, Column 2; National Desk</w:t>
+        <w:t>Section: Section 2;; Section 2; Page 16; Column 3; Arts &amp; Leisure Desk; Column 3;; Biography</w:t>
       </w:r>
     </w:p>
     <w:p>
@@ -49,83 +51,49 @@
     </w:p>
     <w:p>
       <w:r>
-        <w:t>Harvey Gantt is telling the Harvey Gantt story, spinning it into a rich tapestry of the American Dream.</w:t>
+        <w:t>In a large house in Notting Hill a stately white mansion that has obviously seen better days -- technicians bashed a hole in the living room, trying to attach a bike to the ceiling.</w:t>
         <w:br/>
-        <w:t>It begins with his parents, striving in a segregated South, always believing in the promise of America. It ends with their son, the first black student at Clemson University, the first black Mayor of Charlotte, now center stage in an an epic political battle: a race against Jesse Helms for the United States Senate.</w:t>
+        <w:t>"I wrote this scene in a pub," said Hanif Kureishi gleefully, admiring the pandemonium from the comfort of a sofa. He was clearly enjoying the trouble he had caused. The prop was for a hallucination scene in "London Kills Me," Mr. Kureishi's third screenplay and his directorial debut. The film opens in New York on Friday.</w:t>
         <w:br/>
-        <w:t>Mr. Gantt is preaching to the choir on this night in Greensboro, to a warmly supportive convention of black members of the United Church of Christ. But his message is one he has taken throughout this state and beyond: Mr. Helms can be beaten, North Carolina is ready to move beyond him, and Mr. Gantt, this proud product of the New South, is the man who can do it.</w:t>
+        <w:t>Half-English, half-Pakistani, Hanif Kureishi (pronounced Ha-NEEF Ku-REE-shee) is a playwright, screenwriter, novelist, essayist. He is also a provocateur who once described England as "an intolerant, racist, homophobic, narrow-minded, authoritarian rat hole."</w:t>
         <w:br/>
-        <w:t>''We want people to get excited about this election,'' Mr. Gantt said. ''We want them to be driven crazy by the notion that they can make a difference. We want a crusade.'' Close Race With Incumbent Almost no other Senate race against an incumbent is as close in the public opinion polls the battle between Mr. Helms and Mr. Gantt. But the Helms mystique of invincibility is powerful in North Carolina; many Democrats have yet to recover from the 1984 Helms race, when former Gov. Jim Hunt, who seemed so formidable a challenger, went down to bitter defeat.</w:t>
+        <w:t>Glamour, of a street-smart variety, surrounds Mr. Kureishi. He likes to affect the outlaw image: the fashionable ponytail, the black leather jacket, the beer in a bottle, not a glass.  Some in the film world call him the Spike Lee of England. Asked about the comparison, Mr. Kureishi shrugged. "We don't really have that much in common, except that he's a black man in a white society, and I'm a brown man in a white society, and we're both young."</w:t>
         <w:br/>
-        <w:t>As a result, many Democrats look on the current polls as promising, but see a difficult, point-by-point struggle ahead. Mr. Gantt is trying to make people believe that this time the Democrats can prevail.</w:t>
+        <w:t>In America, Mr. Kureishi, who is 37 years old, is probably best known for having written "My Beautiful Laundrette," a film that seemed to come out of nowhere, a splattered cinematic canvas of Asian immigrant London circa mid-Thatcher. "Laundrette" was a long shot that came in first. Along with "Chariots of Fire," it is perhaps the most emblematic of all the films that Britain produced in the 80's. "Laundrette" is the flip side of the stiff-upper-lip "Chariots," showing the story of a homosexual relationship between a young Pakistani and a white Cockney who open a swank laundromat in a London slum.</w:t>
         <w:br/>
-        <w:t>So begins another struggle for the soul of North Carolina, rich with characters and plot lines and passions that transcend the bounds of most campaigns. ''Elections with Jesse Helms always have a larger-than-life quality to them,'' said a Democratic strategist, and no novelist could have chosen a more intriguing rival than Mr. Gantt, a 47-year-old architect whose career has been a symbol of change in the modern South.</w:t>
+        <w:t>"Laundrette" remains the standard for the dream product: a low-cost slice-of-life drama that found an audience all over the world. Made on a budget of $860,000, it grossed $5 million in the United States alone, which is big box office for an independent film. "Laundrette" also introduced two other talents to the American public: the director Stephen Frears, who went on to make "Dangerous Liaisons" and "The Grifters," and Daniel Day Lewis, who won the best-actor Academy Award for "My Left Foot."</w:t>
         <w:br/>
-        <w:t>This will indeed be a crusade, many North Carolinians say, and not just between Democrats and Republicans. It has a national audience, swelled by artists outraged over Mr. Helms' campaign against the National Endowment for the Arts, by lesbians and gay men outraged over his repeated attacks on their causes, and by an army of conservatives cheering Mr. Helms on.</w:t>
+        <w:t>But neither of these big names is involved with "London Kills Me"; Mr. Kureishi was on his own. He gazed up at the ominous-looking hole. "What if the ceiling falls in?" he asked one of the technicians.</w:t>
         <w:br/>
-        <w:t xml:space="preserve"> </w:t>
+        <w:t>"I've got a dustpan and brush downstairs, Hanif."</w:t>
         <w:br/>
-        <w:t>Battling for the Middle</w:t>
+        <w:t>Mr. Kureishi smiled at the joke. Orson Welles once called film making the greatest toy-train set in the world, and Mr. Kureishi was obviously relishing his new toy. Some years ago, when he was asked if he had any aspirations to direct, he replied, "No, it's too bloody difficult, too much organization. All of those people you have to be nice to. It's a strain." But here he was, on the second day of a scheduled 38-day shoot, being nice to people, organized, dealing with the strain.</w:t>
         <w:br/>
-        <w:t>Mr. Gantt's challenge begins with a simple equation. Democrats and Republicans alike say that 40 percent to 45 percent of North Carolina's voters are adamantly opposed to Mr. Helms, with about the same fervently behind him. The battle is for the white working-class and middle-class voters in the middle.</w:t>
+        <w:t>The cast of unknowns were mostly in their early 20's, and they treated the quiet Mr. Kureishi as a hip, friendly teacher, or maybe an older brother. He doesn't look like a film director; short and compactly built, he has long black hair and gentle, soft black eyes. His face is angelic, but he is slow to smile and slower to laugh, often affecting the kind of puzzled expression and crooked grin one sees in pouting children and hurt dogs.</w:t>
         <w:br/>
-        <w:t>As a result, Democrats want to cast the race as a simple choice: an arch-conservative who is consumed with fringe causes and out of touch with the needs of the state versus a progressive workhorse devoted to education, health care, the bread-and-butter concerns of working families.</w:t>
+        <w:t>Not everything Mr. Kureishi has written, ranging from stage plays and screenplays to essays, stories and a novel, has been a striking success, but the title of his new film is certainly ironic in light of his own career. London hasn't killed Mr. Kureishi at all -- it has practically fallen at his feet. After the critical and commercial success of "Laundrette" (which earned him an Oscar nomination for best original screenplay), he was given an artistic blank check for his next film, "Sammy and Rosie Get Laid" (1987), which explored conservatism's collision with sexual liberation.</w:t>
         <w:br/>
-        <w:t>''That's where my message is: working families need a better break,'' Mr. Gantt said.</w:t>
+        <w:t>Although the movie was a commercial and critical failure, it further established Mr. Kureishi as a writer of vision. He has consistently challenged the Merchant Ivory-Masterpiece Theater view of England as a country of white people with good accents eating strawberries, playing cricket and going fox hunting. Mr. Kureishi's England is a land of immigrants, gays, punks, drug dealers and race riots. His novel, "The Buddha of Suburbia," depicts an England unsure of how to assimilate its immigrants -- and immigrants unsure whether they want to be assimilated. The book has been translated into 23 languages.</w:t>
         <w:br/>
-        <w:t>Republicans want a very different race, casting it as a struggle between a tax-and-spend liberal and a principled conservative who is a trusted incumbent committed to cutting Government spending and protecting basic values.</w:t>
+        <w:t>"London Kills Me," unlike Mr. Kureishi's other screenplays, doesn't feature race as an issue; the film is about a young white street urchin called Clint Eastwood who meets up with a gang of white drug dealers and moves into a squat, or house, with them in Notting Hill. Clint wants to go straight but needs a pair of shoes to get a job. "About two years ago, I met this guy in Notting Hill who didn't have a pair of shoes," Mr. Kureishi explained. "He'd stolen a pair from someone in his squat, but they'd found out, so he had to give them back. It seemed sort of funny and pathetic to me -- that all he needed was a pair of shoes."</w:t>
         <w:br/>
-        <w:t xml:space="preserve"> </w:t>
+        <w:t>But the film is not about footware. "Drugs are high-risk capitalism," the director said, speaking the kind of lines he is apt to give his characters. "Ecstasy was the ultimate Thatcherite drug, because you could get blissed out on the weekend and still go to work Monday morning. Not like LSD. The kids around Portobello Road are into the 60's scene without the politics, just the culture. It's all about hedonism. The squatting scene is massive. So it was those two themes -- of young homelessness and drugs -- that came together in the film."</w:t>
         <w:br/>
-        <w:t>'Centerpiece Social Issue'</w:t>
+        <w:t>The house the producers found is a former meditation center about to undergo complete renovation. "London Kills Me" turned it into a cinematic squat, with unintelligible graffiti spray-painted on the walls, mirrors smashed, the carpets trashed. Budgeted at $3 million, the production is clearly on the low end of the scale.</w:t>
         <w:br/>
-        <w:t>The issue of arts financing will probably be the ''centerpiece social issue'' of the campaign, said Charles Black, an adviser to the Helms organization.</w:t>
+        <w:t>"People will probably say the film is arrogant," Mr. Kureishi said. What do critics say about him? "His eagerness to shock is almost endearing," wrote James Wolcott in Vanity Fair. "Kureishi is a bourgeois-basher afraid of being branded bourgeois."</w:t>
         <w:br/>
-        <w:t>For all the furor outside North Carolina, Republicans say that most voters here will side with Mr. Helms in his campaign against the National Endowment for the Arts for supporting works that Mr. Helms considers obscene. Some Democrats agree that the arts issue is problematic for their cause.</w:t>
+        <w:t>Mr. Kureishi, whose novel won the Whitbread Prize for the best British fiction debut of 1990, has been praised by his friend Salman Rushdie, but, like Mr. Rushdie, he is not the most admired writer in the British Asian community. The loudest critics of "My Beautiful Laundrette" were Asians. In New York, members of the Pakistani Action Committee, angry about the film's depiction of their fellow nationals, picketed its release, waving placards with such slogans as " 'My Beautiful Laundrette' is the creation of a sick and perverted mind."</w:t>
         <w:br/>
-        <w:t>''It's not boobism,'' said Gary Pearce, who ran Mr. Hunt's 1984 campaign. ''When people see all the needs in this country, the S.&amp; L.'s, the deficit, all the problems, and you say, 'Do you want $2 million of your tax dollars to go for this?' people say, 'That's ridiculous.' ''</w:t>
+        <w:t>Although Muslim characters are written about sympathetically in his novel, Mr. Kureishi said that he was brought up as an atheist. Born in 1954 to a working-class English mother and a middle-class Pakistani journalist, he grew up in the south London middle-class suburb of Bromley. "I was brought up really as an English child," he said. "My father was very Westernized -- he wasn't a practicing Muslim, for example, didn't believe in arranged marriages or practices that would have conflicted with what was around us. I wasn't influenced by Asian culture at all."</w:t>
         <w:br/>
-        <w:t>The disgust was palpable on a local talk radio show this week, when a caller railed against an artist ''who covers her nude body with chocolate.'' The caller concluded, ''I'm all for Jesse Helms.'' The caller was referring to Karen Finley, an artist who was recently denied an endowment grant.</w:t>
+        <w:t>There were few Asians in the Bromley area then. "It was a very worrying time," said Mr. Kureishi's father, Rafiushan, in an interview during the shooting of "London Kills Me." (Rafiushan Kureishi died last January.) "The English nature is to not say anything openly, but to keep it under. But people became outspoken about race -- they gave you a hassle when you went out." The senior Kureishi, perhaps his son's greatest champion, remembered the young Hanif as being "very difficult and extremely rude at times. He could be very arrogant."</w:t>
         <w:br/>
-        <w:t>Mr. Gantt defends the endowment and opposes the restrictions on it pushed by Mr. Helms, although he adds he would''protect minors from these types of things.'' But he argues that the campaign should be about issues more important to North Carolinians.</w:t>
+        <w:t>Having come of age in the late 60's, the director has put that era's anti-authoritarian sensibility into much of his work. The land squatters in "Sammy and Rosie" could be living in a 60's commune. Characters speak as if they're in a psychedelic Roger Corman film ("This stuff will chill you, man. Just tip it on your tongue . . . .") And the drug dealers in "London Kills Me" could have been Ken Kesey's Merry Pranksters hot off the bus.</w:t>
         <w:br/>
-        <w:t xml:space="preserve"> </w:t>
+        <w:t>Of his new film, Mr. Kureishi said, "There'll be a lot of people who'll be expecting something which is much bigger and more complicated, I suppose, more ambitious."</w:t>
         <w:br/>
-        <w:t>'Hot Button Issues'</w:t>
-        <w:br/>
-        <w:t>''I expect a lot of his issues will be what we call the hot button issues,'' Mr. Gantt said. ''We'll be saying, No, the thing we really ought to be concerned about in America is where we're going to be as a nation as we compete in this new kind of world.''</w:t>
-        <w:br/>
-        <w:t>But some Democrats are wary, saying Mr. Helms is a genius at defining himself by defining his enemies. ''If you let Helms frame the race as whether you're for decent, God-fearing people, or are you for gays, radical feminists and arts people, then Helms will win,'' Mr. Pearce said.</w:t>
-        <w:br/>
-        <w:t>This poses a strategic challenge for Mr. Gantt, who needs the financial backing of groups who want to defeat Mr. Helms, but could pay a political price for their support. One fund-raising letter for the Helms organzation has already declared that Mr. Gantt is ''backed by the powerful homosexual political lobby.''</w:t>
-        <w:br/>
-        <w:t>Mr. Gantt shrugs it off. ''To the extent that those people are interested in defending themselves against the kinds of issues that Mr. Helms has been beating them up on, and want to contribute to our campaign, that's fine,'' he said. His supporters note that Mr. Helms draws heavily on campaign money from out of state.</w:t>
-        <w:br/>
-        <w:t xml:space="preserve"> </w:t>
-        <w:br/>
-        <w:t>Gantt Leads in Poll</w:t>
-        <w:br/>
-        <w:t>An opinion poll for The Charlotte Observer, conducted from June 6 to June 11, right after Mr. Gantt won the Democratic nomination in a primary runoff, showed Mr. Gantt with the support of 44 percent, Mr. Helms with 40 percent and 16 percent undecided. It showed Mr. Helms backed by 50 percent of the whites, as against 35 percent for Mr. Gantt. But many pre-election surveys in other states have found whites reluctant to tell an unknown interviewer thay intended to vote against a black. The Observer telephone survey of 452 registered voters had a margin of sampling error of plus or minus five percentage points.</w:t>
-        <w:br/>
-        <w:t>The newspaper noted that a poll in June 1984 showed Mr. Hunt with a 5 percentage point lead over Mr. Helms. Merle Black, a professor of politics and government at Emory University in Atlanta, said: ''On paper, Helms always looks beatable. A lot of Democrats have seen these numbers before and they know how hard it is to get to 50 percent plus one.''</w:t>
-        <w:br/>
-        <w:t>Mr. Gantt, whom Democrats estimate needs close to 40 percent of the white vote to win, has an advantage that Mr. Hunt did not. In 1984, the drag of the Democratic national ticket was considered a crucial factor in the defeat of Mr. Hunt, who lost 52 percent to 48 percent, while Walter F. Mondale lost the state 62 percent to 38 percent.</w:t>
-        <w:br/>
-        <w:t>There is an uneasy quiet in North Carolina as Democrats wait for Mr. Helms' next move. Some reporters here have written that the three-term incumbent seems to be keeping an unusually low profile in the state. His chief strategist, Carter Wrenn, declined a request for an interview.</w:t>
-        <w:br/>
-        <w:t xml:space="preserve"> </w:t>
-        <w:br/>
-        <w:t>No Conservative Campaign</w:t>
-        <w:br/>
-        <w:t>He seemed almost serene in his Charlotte headquarters, decorated with upbeat slogans like, ''Don't say can't, say Gantt.'' He brushes aside the conventional wisdom that would have a black Democrat in a statewide race in the South run a carefully conservative campaign. He opposes the death penalty, will not rule out new taxes, is a supporter of abortion rights who recently addressed the National Organization for Women and does not run away from the liberal label.</w:t>
-        <w:br/>
-        <w:t>''If being liberal means I care about education, call me liberal,'' he says. ''If it's moderate, call me moderate.''</w:t>
-        <w:br/>
-        <w:t>He says he is enjoying himself. His loss three years ago, when he was defeated in his effort for a third term as mayor of Charlotte by a margin of 1 percent, only whetted his appetite for politics, he says.</w:t>
-        <w:br/>
-        <w:t>But Mr. Gantt is riding a crusade. Before he left the United Church of Christ convention the other night, he was cheered on by the Rev. Benjamin Chavis Jr., executive director of the Church's commission for racial justice. Mr. Chavis told the convention that Mr. Gantt's battle may be ''an uphill struggle'' but reached to the precedent of David and Goliath.</w:t>
-        <w:br/>
-        <w:t>''One of the things that gave David his buoyancy was the cheerleading of his community,'' said Mr. Chavis. ''And so we say to you tonight, Harvey: Go get him!''</w:t>
+        <w:t>Faltering ambition has never been a problem with Mr. Kureishi. These days, however, following his father's death and a bout with back problems, he has decided to travel and take it easy for a while. Although he has no new projects planned, he has written a four-hour television adaptation of "The Buddha of Suburbia," which the BBC plans to film in September. This time, though, he is content to let someone else direct.</w:t>
         <w:br/>
         <w:br/>
         <w:t>Graphic</w:t>
@@ -133,7 +101,7 @@
         <w:br/>
         <w:t xml:space="preserve"> </w:t>
         <w:br/>
-        <w:t>Photos: Harvey Gantt, who is challenging Jesse Helms for the United States Senate, greeting a supporter Saturday night in Asheville, N.C. (Associated Press) (pg. A1); Senator Jesse Helms of North Carolina, sheltering himself from the sun at a rally, is being challenged for his seat by Harvey Gantt. Recent opinion polls show the race is close. (Associated Press) (pg. A12)</w:t>
+        <w:t>Photos: Emer McCourt, left, and Steven Mackintosh in "London Kills Me"--The themes of drugs and homeless young people come together. Hanif Kureishi during the filming of "London Kills Me." (Photographs by New Line Cinema)</w:t>
       </w:r>
     </w:p>
     <w:sectPr>
